--- a/ИСУКК/ИСУКК 2 практика.docx
+++ b/ИСУКК/ИСУКК 2 практика.docx
@@ -39,7 +39,7 @@
                 <w:lang w:eastAsia="ru-RU" w:bidi="ar-SA"/>
               </w:rPr>
               <w:drawing>
-                <wp:inline distT="0" distB="0" distL="0" distR="0" wp14:anchorId="2BFD95FB" wp14:editId="6BAC900D">
+                <wp:inline distT="0" distB="0" distL="0" distR="0" wp14:anchorId="2BFD95FB" wp14:editId="24C570D1">
                   <wp:extent cx="1066800" cy="1066800"/>
                   <wp:effectExtent l="0" t="0" r="0" b="0"/>
                   <wp:docPr id="298370851" name="Рисунок 3"/>
@@ -1189,7 +1189,6 @@
           <w:bCs/>
           <w:sz w:val="28"/>
           <w:szCs w:val="28"/>
-          <w:lang w:val="en-US"/>
         </w:rPr>
       </w:pPr>
       <w:r>
@@ -1226,7 +1225,6 @@
           <w:bCs/>
           <w:sz w:val="28"/>
           <w:szCs w:val="28"/>
-          <w:lang w:val="en-US"/>
         </w:rPr>
       </w:pPr>
       <w:r>
@@ -1306,15 +1304,7 @@
           <w:sz w:val="28"/>
           <w:szCs w:val="28"/>
         </w:rPr>
-        <w:t>RBS-CRM</w:t>
-      </w:r>
-      <w:r>
-        <w:rPr>
-          <w:rFonts w:ascii="Times New Roman" w:hAnsi="Times New Roman" w:cs="Times New Roman"/>
-          <w:sz w:val="28"/>
-          <w:szCs w:val="28"/>
-        </w:rPr>
-        <w:t xml:space="preserve"> </w:t>
+        <w:t xml:space="preserve">RBS-CRM </w:t>
       </w:r>
       <w:r>
         <w:rPr>
@@ -1392,7 +1382,6 @@
           <w:rFonts w:ascii="Times New Roman" w:hAnsi="Times New Roman" w:cs="Times New Roman"/>
           <w:sz w:val="28"/>
           <w:szCs w:val="28"/>
-          <w:lang w:val="en-US"/>
         </w:rPr>
       </w:pPr>
       <w:proofErr w:type="spellStart"/>
@@ -1660,23 +1649,7 @@
           <w:sz w:val="28"/>
           <w:szCs w:val="28"/>
         </w:rPr>
-        <w:t xml:space="preserve">успешно применяется </w:t>
-      </w:r>
-      <w:r>
-        <w:rPr>
-          <w:rFonts w:ascii="Times New Roman" w:hAnsi="Times New Roman" w:cs="Times New Roman"/>
-          <w:sz w:val="28"/>
-          <w:szCs w:val="28"/>
-        </w:rPr>
-        <w:t>следующих</w:t>
-      </w:r>
-      <w:r>
-        <w:rPr>
-          <w:rFonts w:ascii="Times New Roman" w:hAnsi="Times New Roman" w:cs="Times New Roman"/>
-          <w:sz w:val="28"/>
-          <w:szCs w:val="28"/>
-        </w:rPr>
-        <w:t xml:space="preserve"> компаниях</w:t>
+        <w:t>успешно применяется следующих компаниях</w:t>
       </w:r>
       <w:r>
         <w:rPr>
@@ -1785,15 +1758,7 @@
           <w:sz w:val="28"/>
           <w:szCs w:val="28"/>
         </w:rPr>
-        <w:t xml:space="preserve"> </w:t>
-      </w:r>
-      <w:r>
-        <w:rPr>
-          <w:rFonts w:ascii="Times New Roman" w:hAnsi="Times New Roman" w:cs="Times New Roman"/>
-          <w:sz w:val="28"/>
-          <w:szCs w:val="28"/>
-        </w:rPr>
-        <w:t>Особенности: Управление перевозками, управление расписанием, управление инвентаризацией, управление заказами и оплатой, анализ продаж и производства.</w:t>
+        <w:t xml:space="preserve"> Особенности: Управление перевозками, управление расписанием, управление инвентаризацией, управление заказами и оплатой, анализ продаж и производства.</w:t>
       </w:r>
       <w:r>
         <w:rPr>
@@ -1887,17 +1852,7 @@
           <w:sz w:val="28"/>
           <w:szCs w:val="28"/>
         </w:rPr>
-        <w:t xml:space="preserve">3. </w:t>
-      </w:r>
-      <w:r>
-        <w:rPr>
-          <w:rFonts w:ascii="Times New Roman" w:hAnsi="Times New Roman" w:cs="Times New Roman"/>
-          <w:b/>
-          <w:bCs/>
-          <w:sz w:val="28"/>
-          <w:szCs w:val="28"/>
-        </w:rPr>
-        <w:t>Сравнение с универсальными CRM</w:t>
+        <w:t>3. Сравнение с универсальными CRM</w:t>
       </w:r>
     </w:p>
     <w:p>
@@ -2219,15 +2174,7 @@
           <w:sz w:val="28"/>
           <w:szCs w:val="28"/>
         </w:rPr>
-        <w:t xml:space="preserve">Для </w:t>
-      </w:r>
-      <w:r>
-        <w:rPr>
-          <w:rFonts w:ascii="Times New Roman" w:hAnsi="Times New Roman" w:cs="Times New Roman"/>
-          <w:sz w:val="28"/>
-          <w:szCs w:val="28"/>
-        </w:rPr>
-        <w:t>агентств недвижимости (</w:t>
+        <w:t>Для агентств недвижимости (</w:t>
       </w:r>
       <w:proofErr w:type="spellStart"/>
       <w:r>
@@ -2245,15 +2192,7 @@
           <w:sz w:val="28"/>
           <w:szCs w:val="28"/>
         </w:rPr>
-        <w:t>)</w:t>
-      </w:r>
-      <w:r>
-        <w:rPr>
-          <w:rFonts w:ascii="Times New Roman" w:hAnsi="Times New Roman" w:cs="Times New Roman"/>
-          <w:sz w:val="28"/>
-          <w:szCs w:val="28"/>
-        </w:rPr>
-        <w:t xml:space="preserve"> это</w:t>
+        <w:t>) это</w:t>
       </w:r>
       <w:r>
         <w:rPr>
@@ -2269,15 +2208,7 @@
           <w:sz w:val="28"/>
           <w:szCs w:val="28"/>
         </w:rPr>
-        <w:t xml:space="preserve"> </w:t>
-      </w:r>
-      <w:r>
-        <w:rPr>
-          <w:rFonts w:ascii="Times New Roman" w:hAnsi="Times New Roman" w:cs="Times New Roman"/>
-          <w:sz w:val="28"/>
-          <w:szCs w:val="28"/>
-        </w:rPr>
-        <w:t>у</w:t>
+        <w:t xml:space="preserve"> у</w:t>
       </w:r>
       <w:r>
         <w:rPr>
@@ -2293,15 +2224,7 @@
           <w:sz w:val="28"/>
           <w:szCs w:val="28"/>
         </w:rPr>
-        <w:t xml:space="preserve">, </w:t>
-      </w:r>
-      <w:r>
-        <w:rPr>
-          <w:rFonts w:ascii="Times New Roman" w:hAnsi="Times New Roman" w:cs="Times New Roman"/>
-          <w:sz w:val="28"/>
-          <w:szCs w:val="28"/>
-        </w:rPr>
-        <w:t>у</w:t>
+        <w:t>, у</w:t>
       </w:r>
       <w:r>
         <w:rPr>
@@ -2317,15 +2240,7 @@
           <w:sz w:val="28"/>
           <w:szCs w:val="28"/>
         </w:rPr>
-        <w:t xml:space="preserve">, </w:t>
-      </w:r>
-      <w:r>
-        <w:rPr>
-          <w:rFonts w:ascii="Times New Roman" w:hAnsi="Times New Roman" w:cs="Times New Roman"/>
-          <w:sz w:val="28"/>
-          <w:szCs w:val="28"/>
-        </w:rPr>
-        <w:t>и</w:t>
+        <w:t>, и</w:t>
       </w:r>
       <w:r>
         <w:rPr>
@@ -2355,15 +2270,7 @@
           <w:sz w:val="28"/>
           <w:szCs w:val="28"/>
         </w:rPr>
-        <w:t xml:space="preserve">Для </w:t>
-      </w:r>
-      <w:r>
-        <w:rPr>
-          <w:rFonts w:ascii="Times New Roman" w:hAnsi="Times New Roman" w:cs="Times New Roman"/>
-          <w:sz w:val="28"/>
-          <w:szCs w:val="28"/>
-        </w:rPr>
-        <w:t>транспортных компаний (</w:t>
+        <w:t>Для транспортных компаний (</w:t>
       </w:r>
       <w:proofErr w:type="spellStart"/>
       <w:r>
@@ -2389,15 +2296,7 @@
           <w:sz w:val="28"/>
           <w:szCs w:val="28"/>
         </w:rPr>
-        <w:t>)</w:t>
-      </w:r>
-      <w:r>
-        <w:rPr>
-          <w:rFonts w:ascii="Times New Roman" w:hAnsi="Times New Roman" w:cs="Times New Roman"/>
-          <w:sz w:val="28"/>
-          <w:szCs w:val="28"/>
-        </w:rPr>
-        <w:t xml:space="preserve"> это</w:t>
+        <w:t>) это</w:t>
       </w:r>
       <w:r>
         <w:rPr>
@@ -2413,15 +2312,7 @@
           <w:sz w:val="28"/>
           <w:szCs w:val="28"/>
         </w:rPr>
-        <w:t xml:space="preserve"> </w:t>
-      </w:r>
-      <w:r>
-        <w:rPr>
-          <w:rFonts w:ascii="Times New Roman" w:hAnsi="Times New Roman" w:cs="Times New Roman"/>
-          <w:sz w:val="28"/>
-          <w:szCs w:val="28"/>
-        </w:rPr>
-        <w:t>у</w:t>
+        <w:t xml:space="preserve"> у</w:t>
       </w:r>
       <w:r>
         <w:rPr>
@@ -2437,15 +2328,7 @@
           <w:sz w:val="28"/>
           <w:szCs w:val="28"/>
         </w:rPr>
-        <w:t xml:space="preserve">, </w:t>
-      </w:r>
-      <w:r>
-        <w:rPr>
-          <w:rFonts w:ascii="Times New Roman" w:hAnsi="Times New Roman" w:cs="Times New Roman"/>
-          <w:sz w:val="28"/>
-          <w:szCs w:val="28"/>
-        </w:rPr>
-        <w:t>у</w:t>
+        <w:t>, у</w:t>
       </w:r>
       <w:r>
         <w:rPr>
@@ -2461,15 +2344,7 @@
           <w:sz w:val="28"/>
           <w:szCs w:val="28"/>
         </w:rPr>
-        <w:t xml:space="preserve">, </w:t>
-      </w:r>
-      <w:r>
-        <w:rPr>
-          <w:rFonts w:ascii="Times New Roman" w:hAnsi="Times New Roman" w:cs="Times New Roman"/>
-          <w:sz w:val="28"/>
-          <w:szCs w:val="28"/>
-        </w:rPr>
-        <w:t>у</w:t>
+        <w:t>, у</w:t>
       </w:r>
       <w:r>
         <w:rPr>
@@ -3037,15 +2912,7 @@
                 <w:sz w:val="22"/>
                 <w:szCs w:val="22"/>
               </w:rPr>
-              <w:t>Интеграция с системами управления проектами, управление контрактами и подрядчиками, управление бюджетом</w:t>
-            </w:r>
-            <w:r>
-              <w:rPr>
-                <w:rFonts w:ascii="Times New Roman" w:hAnsi="Times New Roman" w:cs="Times New Roman"/>
-                <w:sz w:val="22"/>
-                <w:szCs w:val="22"/>
-              </w:rPr>
-              <w:t>.</w:t>
+              <w:t>Интеграция с системами управления проектами, управление контрактами и подрядчиками, управление бюджетом.</w:t>
             </w:r>
           </w:p>
         </w:tc>
@@ -3072,23 +2939,7 @@
                 <w:sz w:val="22"/>
                 <w:szCs w:val="22"/>
               </w:rPr>
-              <w:t>Быстрое</w:t>
-            </w:r>
-            <w:r>
-              <w:rPr>
-                <w:rFonts w:ascii="Times New Roman" w:hAnsi="Times New Roman" w:cs="Times New Roman"/>
-                <w:sz w:val="22"/>
-                <w:szCs w:val="22"/>
-              </w:rPr>
-              <w:t> </w:t>
-            </w:r>
-            <w:r>
-              <w:rPr>
-                <w:rFonts w:ascii="Times New Roman" w:hAnsi="Times New Roman" w:cs="Times New Roman"/>
-                <w:sz w:val="22"/>
-                <w:szCs w:val="22"/>
-              </w:rPr>
-              <w:t>внедрение, готовые отраслевые процессы, удобство для сотрудников</w:t>
+              <w:t>Быстрое внедрение, готовые отраслевые процессы, удобство для сотрудников</w:t>
             </w:r>
           </w:p>
         </w:tc>
@@ -3115,39 +2966,7 @@
                 <w:sz w:val="22"/>
                 <w:szCs w:val="22"/>
               </w:rPr>
-              <w:t>Ограниченная масштабируемость, меньше</w:t>
-            </w:r>
-            <w:r>
-              <w:rPr>
-                <w:rFonts w:ascii="Times New Roman" w:hAnsi="Times New Roman" w:cs="Times New Roman"/>
-                <w:sz w:val="22"/>
-                <w:szCs w:val="22"/>
-              </w:rPr>
-              <w:t> </w:t>
-            </w:r>
-            <w:r>
-              <w:rPr>
-                <w:rFonts w:ascii="Times New Roman" w:hAnsi="Times New Roman" w:cs="Times New Roman"/>
-                <w:sz w:val="22"/>
-                <w:szCs w:val="22"/>
-              </w:rPr>
-              <w:t>интеграций, жёсткая</w:t>
-            </w:r>
-            <w:r>
-              <w:rPr>
-                <w:rFonts w:ascii="Times New Roman" w:hAnsi="Times New Roman" w:cs="Times New Roman"/>
-                <w:sz w:val="22"/>
-                <w:szCs w:val="22"/>
-              </w:rPr>
-              <w:t> </w:t>
-            </w:r>
-            <w:r>
-              <w:rPr>
-                <w:rFonts w:ascii="Times New Roman" w:hAnsi="Times New Roman" w:cs="Times New Roman"/>
-                <w:sz w:val="22"/>
-                <w:szCs w:val="22"/>
-              </w:rPr>
-              <w:t>кастомизация</w:t>
+              <w:t>Ограниченная масштабируемость, меньше интеграций, жёсткая кастомизация</w:t>
             </w:r>
           </w:p>
         </w:tc>
@@ -3187,15 +3006,7 @@
           <w:iCs/>
         </w:rPr>
         <w:lastRenderedPageBreak/>
-        <w:t>Продолжение т</w:t>
-      </w:r>
-      <w:r>
-        <w:rPr>
-          <w:rFonts w:ascii="Times New Roman" w:hAnsi="Times New Roman" w:cs="Times New Roman"/>
-          <w:i/>
-          <w:iCs/>
-        </w:rPr>
-        <w:t xml:space="preserve">аблица 1 – Краткое описание отраслевых </w:t>
+        <w:t xml:space="preserve">Продолжение таблица 1 – Краткое описание отраслевых </w:t>
       </w:r>
       <w:r>
         <w:rPr>
@@ -3337,55 +3148,7 @@
                 <w:sz w:val="22"/>
                 <w:szCs w:val="22"/>
               </w:rPr>
-              <w:t>Быстрая</w:t>
-            </w:r>
-            <w:r>
-              <w:rPr>
-                <w:rFonts w:ascii="Times New Roman" w:hAnsi="Times New Roman" w:cs="Times New Roman"/>
-                <w:sz w:val="22"/>
-                <w:szCs w:val="22"/>
-              </w:rPr>
-              <w:t> </w:t>
-            </w:r>
-            <w:r>
-              <w:rPr>
-                <w:rFonts w:ascii="Times New Roman" w:hAnsi="Times New Roman" w:cs="Times New Roman"/>
-                <w:sz w:val="22"/>
-                <w:szCs w:val="22"/>
-              </w:rPr>
-              <w:t>автоматизация работы</w:t>
-            </w:r>
-            <w:r>
-              <w:rPr>
-                <w:rFonts w:ascii="Times New Roman" w:hAnsi="Times New Roman" w:cs="Times New Roman"/>
-                <w:sz w:val="22"/>
-                <w:szCs w:val="22"/>
-              </w:rPr>
-              <w:t> </w:t>
-            </w:r>
-            <w:r>
-              <w:rPr>
-                <w:rFonts w:ascii="Times New Roman" w:hAnsi="Times New Roman" w:cs="Times New Roman"/>
-                <w:sz w:val="22"/>
-                <w:szCs w:val="22"/>
-              </w:rPr>
-              <w:t>агентства,</w:t>
-            </w:r>
-            <w:r>
-              <w:rPr>
-                <w:rFonts w:ascii="Times New Roman" w:hAnsi="Times New Roman" w:cs="Times New Roman"/>
-                <w:sz w:val="22"/>
-                <w:szCs w:val="22"/>
-              </w:rPr>
-              <w:t> </w:t>
-            </w:r>
-            <w:r>
-              <w:rPr>
-                <w:rFonts w:ascii="Times New Roman" w:hAnsi="Times New Roman" w:cs="Times New Roman"/>
-                <w:sz w:val="22"/>
-                <w:szCs w:val="22"/>
-              </w:rPr>
-              <w:t>готовые шаблоны и процессы</w:t>
+              <w:t>Быстрая автоматизация работы агентства, готовые шаблоны и процессы</w:t>
             </w:r>
           </w:p>
         </w:tc>
@@ -3672,16 +3435,7 @@
           <w:sz w:val="28"/>
           <w:szCs w:val="28"/>
         </w:rPr>
-        <w:t xml:space="preserve"> долгосрочного использования.</w:t>
-      </w:r>
-      <w:r>
-        <w:rPr>
-          <w:rFonts w:ascii="Times New Roman" w:hAnsi="Times New Roman" w:cs="Times New Roman"/>
-          <w:bCs/>
-          <w:sz w:val="28"/>
-          <w:szCs w:val="28"/>
-        </w:rPr>
-        <w:t xml:space="preserve"> </w:t>
+        <w:t xml:space="preserve"> долгосрочного использования. </w:t>
       </w:r>
     </w:p>
     <w:p>
@@ -3725,13 +3479,13 @@
           <w:numId w:val="16"/>
         </w:numPr>
         <w:spacing w:line="360" w:lineRule="auto"/>
-        <w:ind w:left="0" w:firstLine="709"/>
+        <w:ind w:left="1418" w:hanging="709"/>
         <w:jc w:val="both"/>
         <w:rPr>
           <w:rFonts w:ascii="Times New Roman" w:eastAsia="Times New Roman" w:hAnsi="Times New Roman" w:cs="Times New Roman"/>
-          <w:color w:val="000000"/>
-          <w:sz w:val="28"/>
-          <w:szCs w:val="28"/>
+          <w:sz w:val="28"/>
+          <w:szCs w:val="28"/>
+          <w:u w:val="single"/>
           <w:lang w:eastAsia="ru-RU" w:bidi="ru-RU"/>
         </w:rPr>
       </w:pPr>
@@ -3740,6 +3494,7 @@
           <w:rPr>
             <w:rStyle w:val="ae"/>
             <w:rFonts w:ascii="Times New Roman" w:eastAsia="Times New Roman" w:hAnsi="Times New Roman" w:cs="Times New Roman"/>
+            <w:color w:val="auto"/>
             <w:sz w:val="28"/>
             <w:szCs w:val="28"/>
             <w:lang w:eastAsia="ru-RU" w:bidi="ru-RU"/>
@@ -3760,9 +3515,9 @@
         <w:jc w:val="both"/>
         <w:rPr>
           <w:rFonts w:ascii="Times New Roman" w:eastAsia="Times New Roman" w:hAnsi="Times New Roman" w:cs="Times New Roman"/>
-          <w:color w:val="000000"/>
-          <w:sz w:val="28"/>
-          <w:szCs w:val="28"/>
+          <w:sz w:val="28"/>
+          <w:szCs w:val="28"/>
+          <w:u w:val="single"/>
           <w:lang w:eastAsia="ru-RU" w:bidi="ru-RU"/>
         </w:rPr>
       </w:pPr>
@@ -3771,6 +3526,7 @@
           <w:rPr>
             <w:rStyle w:val="ae"/>
             <w:rFonts w:ascii="Times New Roman" w:eastAsia="Times New Roman" w:hAnsi="Times New Roman" w:cs="Times New Roman"/>
+            <w:color w:val="auto"/>
             <w:sz w:val="28"/>
             <w:szCs w:val="28"/>
             <w:lang w:eastAsia="ru-RU" w:bidi="ru-RU"/>
@@ -3791,9 +3547,9 @@
         <w:jc w:val="both"/>
         <w:rPr>
           <w:rFonts w:ascii="Times New Roman" w:eastAsia="Times New Roman" w:hAnsi="Times New Roman" w:cs="Times New Roman"/>
-          <w:color w:val="000000"/>
-          <w:sz w:val="28"/>
-          <w:szCs w:val="28"/>
+          <w:sz w:val="28"/>
+          <w:szCs w:val="28"/>
+          <w:u w:val="single"/>
           <w:lang w:eastAsia="ru-RU" w:bidi="ru-RU"/>
         </w:rPr>
       </w:pPr>
@@ -3802,6 +3558,7 @@
           <w:rPr>
             <w:rStyle w:val="ae"/>
             <w:rFonts w:ascii="Times New Roman" w:eastAsia="Times New Roman" w:hAnsi="Times New Roman" w:cs="Times New Roman"/>
+            <w:color w:val="auto"/>
             <w:sz w:val="28"/>
             <w:szCs w:val="28"/>
             <w:lang w:eastAsia="ru-RU" w:bidi="ru-RU"/>
@@ -3822,18 +3579,18 @@
         <w:jc w:val="both"/>
         <w:rPr>
           <w:rFonts w:ascii="Times New Roman" w:eastAsia="Times New Roman" w:hAnsi="Times New Roman" w:cs="Times New Roman"/>
-          <w:color w:val="000000"/>
-          <w:sz w:val="28"/>
-          <w:szCs w:val="28"/>
+          <w:sz w:val="28"/>
+          <w:szCs w:val="28"/>
+          <w:u w:val="single"/>
           <w:lang w:eastAsia="ru-RU" w:bidi="ru-RU"/>
         </w:rPr>
       </w:pPr>
       <w:r>
         <w:rPr>
           <w:rFonts w:ascii="Times New Roman" w:eastAsia="Times New Roman" w:hAnsi="Times New Roman" w:cs="Times New Roman"/>
-          <w:color w:val="000000"/>
-          <w:sz w:val="28"/>
-          <w:szCs w:val="28"/>
+          <w:sz w:val="28"/>
+          <w:szCs w:val="28"/>
+          <w:u w:val="single"/>
           <w:lang w:eastAsia="ru-RU" w:bidi="ru-RU"/>
         </w:rPr>
         <w:t>https://fastsolcrm.ru/</w:t>
@@ -6412,6 +6169,7 @@
   <w:style w:type="character" w:default="1" w:styleId="a0">
     <w:name w:val="Default Paragraph Font"/>
     <w:uiPriority w:val="1"/>
+    <w:semiHidden/>
     <w:unhideWhenUsed/>
   </w:style>
   <w:style w:type="table" w:default="1" w:styleId="a1">
